--- a/docs/pack-commercial/secretaires/GUIDE-DECLARATION-REVENUS_collaborateur.docx
+++ b/docs/pack-commercial/secretaires/GUIDE-DECLARATION-REVENUS_collaborateur.docx
@@ -121,7 +121,7 @@
               <w:rPr>
                 <w:sz w:val="20"/>
               </w:rPr>
-              <w:t>4. Si vous touchez le RSA, la prime d'activité ou le chômage, vous devez aussi le déclarer là-bas.</w:t>
+              <w:t>4. Si vous touchez le RSA, la prime d'activité ou une allocation chômage, vous devez aussi déclarer votre activité et vos revenus à la CAF ou à France Travail.</w:t>
             </w:r>
           </w:p>
           <w:p>
@@ -132,7 +132,7 @@
               <w:rPr>
                 <w:sz w:val="20"/>
               </w:rPr>
-              <w:t>5. Mettez de côté environ un quart de chaque encaissement : vous ne serez jamais pris de court.</w:t>
+              <w:t>5. À chaque encaissement, mettez de côté le pourcentage correspondant à vos cotisations (il dépend de votre régime — voir § 2), plus une marge pour l'impôt : vous ne serez jamais pris de court.</w:t>
             </w:r>
           </w:p>
         </w:tc>
@@ -370,12 +370,13 @@
             <w:tcW w:type="dxa" w:w="2551"/>
           </w:tcPr>
           <w:p>
-            <w:r/>
+            <w:r>
+              <w:t>Ouvre droit à une indemnité chômage</w:t>
+            </w:r>
             <w:r>
               <w:rPr>
                 <w:sz w:val="19"/>
               </w:rPr>
-              <w:t>Chômage en fin de mission</w:t>
             </w:r>
           </w:p>
         </w:tc>
@@ -398,12 +399,13 @@
             <w:tcW w:type="dxa" w:w="3685"/>
           </w:tcPr>
           <w:p>
-            <w:r/>
+            <w:r>
+              <w:t>Non — l'activité indépendante ne crée pas de droits (hors dispositif ATI, très encadré)</w:t>
+            </w:r>
             <w:r>
               <w:rPr>
                 <w:sz w:val="19"/>
               </w:rPr>
-              <w:t>Non (sauf droits antérieurs)</w:t>
             </w:r>
           </w:p>
         </w:tc>
@@ -468,7 +470,7 @@
           <w:b/>
           <w:sz w:val="21"/>
         </w:rPr>
-        <w:t>Conséquence pratique : le montant qui arrive sur votre compte n'est pas « à vous » en entier. Une partie est due à l'URSSAF, une autre aux impôts. Le réflexe qui sauve : à chaque virement reçu, mettez immédiatement de côté environ 25 % sur un autre compte.</w:t>
+        <w:t>Conséquence pratique : le montant qui arrive sur votre compte n'est pas « à vous » en entier. Une partie est due à l'URSSAF, une autre aux impôts. Le réflexe qui sauve : à chaque virement reçu, mettez immédiatement de côté, sur un autre compte, le pourcentage correspondant à votre cotisation URSSAF — il dépend de votre régime et de votre situation (autre activité, exonération ACRE la première année, versement libératoire…) — plus une marge pour l'impôt. Le taux exact qui vous concerne est affiché sur votre compte URSSAF.</w:t>
       </w:r>
     </w:p>
     <w:p>
@@ -842,7 +844,7 @@
           <w:b/>
           <w:sz w:val="21"/>
         </w:rPr>
-        <w:t>Vérifiez sur quel régime vous êtes inscrite : c'est écrit sur votre avis de situation SIRENE et sur votre compte URSSAF. Cela change directement ce qu'il vous reste.</w:t>
+        <w:t>Vérifiez sur quel régime vous êtes inscrite : c'est écrit sur votre avis de situation SIRENE et sur votre compte URSSAF. Cela change directement ce qu'il vous reste. Ces taux sont ceux du régime « plein » : ils peuvent être réduits (ACRE la première année, sur demande) ou différents si vous exercez une autre activité ou relevez d'un autre statut.</w:t>
       </w:r>
     </w:p>
     <w:p>
@@ -1436,7 +1438,7 @@
         <w:rPr>
           <w:sz w:val="21"/>
         </w:rPr>
-        <w:t>À chaque déclaration trimestrielle de ressources, indiquez le chiffre d'affaires encaissé sur le trimestre. La CAF applique elle-même l'abattement : ne le déduisez pas à sa place.</w:t>
+        <w:t>À chaque déclaration trimestrielle de ressources, indiquez le chiffre d'affaires encaissé sur le trimestre. Selon les cas, la CAF applique elle-même l'abattement forfaitaire, ou vous demande de déclarer un montant après abattement : suivez l'intitulé exact de la case et l'aide affichée à côté — c'est précisé quand c'est à vous de le faire. En cas de doute, appelez le 3230 avant de valider.</w:t>
       </w:r>
     </w:p>
     <w:p>
@@ -1497,7 +1499,7 @@
         <w:rPr>
           <w:sz w:val="21"/>
         </w:rPr>
-        <w:t>Votre allocation peut être partiellement maintenue et cumulée avec vos revenus d'indépendante. Une régularisation a lieu quand vos revenus réels de l'année sont connus.</w:t>
+        <w:t>Votre allocation peut être partiellement maintenue et cumulée avec vos revenus d'indépendante, tant que allocation + revenus ne dépassent pas votre ancien salaire de référence. Le versement du mois est provisoire : France Travail régularise ensuite sur justificatifs, en pratique à chaque trimestre, à partir de vos déclarations de chiffre d'affaires à l'URSSAF — conservez-les et transmettez-les dès qu'on vous les demande.</w:t>
       </w:r>
     </w:p>
     <w:tbl>
@@ -1627,6 +1629,18 @@
           <w:sz w:val="21"/>
         </w:rPr>
         <w:t>Confondre le chiffre d'affaires et le revenu : ce que vous encaissez n'est pas ce que vous gagnez.</w:t>
+      </w:r>
+    </w:p>
+    <w:p>
+      <w:pPr>
+        <w:pStyle w:val="ListBullet"/>
+        <w:spacing w:after="40"/>
+      </w:pPr>
+      <w:r>
+        <w:rPr>
+          <w:sz w:val="21"/>
+        </w:rPr>
+        <w:t>Provisionner « au hasard » : le bon pourcentage est celui de VOTRE régime (compte URSSAF), pas un chiffre lu ailleurs.</w:t>
       </w:r>
     </w:p>
     <w:p>
@@ -2262,7 +2276,7 @@
           <w:color w:val="6B7280"/>
           <w:sz w:val="16"/>
         </w:rPr>
-        <w:t>Guide d'information rédigé pour les collaborateurs My Easy Auto. Les taux et seuils cités sont ceux constatés au 31 août 2026 (cotisations 21,2 % en prestations de services commerciales, 25,6 % en libéral non réglementé depuis le 1er janvier 2026 ; franchise en base de TVA 37 500 € / 41 250 € ; plafond du régime micro 83 600 €). Ces montants sont fixés par la loi et évoluent : vérifiez-les sur les sites officiels au moment de déclarer. Ce document est une aide à la compréhension et ne constitue ni un conseil juridique, ni un conseil fiscal ou comptable. En cas de doute sur votre situation personnelle, rapprochez-vous de l'URSSAF, des impôts ou d'un expert-comptable.</w:t>
+        <w:t>Guide d'information rédigé pour les collaborateurs My Easy Auto. Les taux et seuils cités sont ceux constatés au 4 septembre 2026 (cotisations 21,2 % en prestations de services commerciales, 25,6 % en libéral non réglementé depuis le 1er janvier 2026 ; franchise en base de TVA 37 500 € / 41 250 € ; plafond du régime micro 83 600 €). Ces montants sont fixés par la loi et évoluent : vérifiez-les sur les sites officiels au moment de déclarer. Ce document est une aide à la compréhension et ne constitue ni un conseil juridique, ni un conseil fiscal ou comptable. En cas de doute sur votre situation personnelle, rapprochez-vous de l'URSSAF, des impôts ou d'un expert-comptable.</w:t>
       </w:r>
     </w:p>
     <w:sectPr>
